--- a/指導課訪問_みらい青空学園/発表原稿_５校時指導・講評_みらい青空学園_プランB.docx
+++ b/指導課訪問_みらい青空学園/発表原稿_５校時指導・講評_みらい青空学園_プランB.docx
@@ -256,6 +256,47 @@
           </w:p>
         </w:tc>
       </w:tr>
+      <w:tr>
+        <w:tc>
+          <w:tcPr>
+            <w:tcW w:type="dxa" w:w="1800"/>
+            <w:shd w:fill="EAF6F2" w:val="clear"/>
+          </w:tcPr>
+          <w:p>
+            <w:pPr>
+              <w:spacing w:after="40" w:before="40"/>
+            </w:pPr>
+            <w:r>
+              <w:rPr>
+                <w:rFonts w:ascii="ＭＳ ゴシック" w:cs="ＭＳ ゴシック" w:eastAsia="ＭＳ ゴシック" w:hAnsi="ＭＳ ゴシック"/>
+                <w:b/>
+                <w:bCs/>
+                <w:sz w:val="19"/>
+                <w:szCs w:val="19"/>
+              </w:rPr>
+              <w:t xml:space="preserve">時　間</w:t>
+            </w:r>
+          </w:p>
+        </w:tc>
+        <w:tc>
+          <w:tcPr>
+            <w:tcW w:type="dxa" w:w="7200"/>
+          </w:tcPr>
+          <w:p>
+            <w:pPr>
+              <w:spacing w:after="40" w:before="40"/>
+            </w:pPr>
+            <w:r>
+              <w:rPr>
+                <w:rFonts w:ascii="ＭＳ ゴシック" w:cs="ＭＳ ゴシック" w:eastAsia="ＭＳ ゴシック" w:hAnsi="ＭＳ ゴシック"/>
+                <w:sz w:val="19"/>
+                <w:szCs w:val="19"/>
+              </w:rPr>
+              <w:t xml:space="preserve">冒頭の挨拶等 １〜２分　＋　本原稿 約８分（合計 ９〜10分）</w:t>
+            </w:r>
+          </w:p>
+        </w:tc>
+      </w:tr>
     </w:tbl>
     <w:p>
       <w:pPr>
@@ -376,7 +417,21 @@
           <w:sz w:val="18"/>
           <w:szCs w:val="18"/>
         </w:rPr>
-        <w:t xml:space="preserve">・全文で約３，０００字。ふつうの速さで読んで、クイズの間を含め約１０分です。</w:t>
+        <w:t xml:space="preserve">・冒頭の挨拶・自己紹介・御礼は、資料に入る前に１〜２分で行う。本原稿はそのあとの分。</w:t>
+      </w:r>
+    </w:p>
+    <w:p>
+      <w:pPr>
+        <w:spacing w:after="60"/>
+      </w:pPr>
+      <w:r>
+        <w:rPr>
+          <w:rFonts w:ascii="ＭＳ ゴシック" w:cs="ＭＳ ゴシック" w:eastAsia="ＭＳ ゴシック" w:hAnsi="ＭＳ ゴシック"/>
+          <w:color w:val="595959"/>
+          <w:sz w:val="18"/>
+          <w:szCs w:val="18"/>
+        </w:rPr>
+        <w:t xml:space="preserve">・全文で約２，３８０字。ふつうの速さで読んで、クイズの間を含め約８分です。</w:t>
       </w:r>
     </w:p>
     <w:p>
@@ -481,54 +536,30 @@
     </w:p>
     <w:p>
       <w:pPr>
-        <w:spacing w:after="60" w:line="340"/>
-      </w:pPr>
-      <w:r>
-        <w:rPr>
-          <w:rFonts w:ascii="ＭＳ 明朝" w:cs="ＭＳ 明朝" w:eastAsia="ＭＳ 明朝" w:hAnsi="ＭＳ 明朝"/>
-          <w:sz w:val="21"/>
-          <w:szCs w:val="21"/>
-        </w:rPr>
-        <w:t xml:space="preserve">本日は、貴重な授業を参観させていただき、誠にありがとうございました。</w:t>
-      </w:r>
-    </w:p>
-    <w:p>
-      <w:pPr>
-        <w:spacing w:after="60" w:line="340"/>
-      </w:pPr>
-      <w:r>
-        <w:rPr>
-          <w:rFonts w:ascii="ＭＳ 明朝" w:cs="ＭＳ 明朝" w:eastAsia="ＭＳ 明朝" w:hAnsi="ＭＳ 明朝"/>
-          <w:sz w:val="21"/>
-          <w:szCs w:val="21"/>
-        </w:rPr>
-        <w:t xml:space="preserve">練馬区教育委員会　指導課の紺多と申します。</w:t>
-      </w:r>
-    </w:p>
-    <w:p>
-      <w:pPr>
-        <w:spacing w:after="60" w:line="340"/>
-      </w:pPr>
-      <w:r>
-        <w:rPr>
-          <w:rFonts w:ascii="ＭＳ 明朝" w:cs="ＭＳ 明朝" w:eastAsia="ＭＳ 明朝" w:hAnsi="ＭＳ 明朝"/>
-          <w:sz w:val="21"/>
-          <w:szCs w:val="21"/>
-        </w:rPr>
-        <w:t xml:space="preserve">授業を公開してくださった先生方に、まず御礼を申し上げます。</w:t>
-      </w:r>
-    </w:p>
-    <w:p>
-      <w:pPr>
-        <w:spacing w:after="60" w:line="340"/>
-      </w:pPr>
-      <w:r>
-        <w:rPr>
-          <w:rFonts w:ascii="ＭＳ 明朝" w:cs="ＭＳ 明朝" w:eastAsia="ＭＳ 明朝" w:hAnsi="ＭＳ 明朝"/>
-          <w:sz w:val="21"/>
-          <w:szCs w:val="21"/>
-        </w:rPr>
-        <w:t xml:space="preserve">これから１０分間、お時間をいただきます。</w:t>
+        <w:spacing w:after="100" w:before="60"/>
+        <w:ind w:left="240"/>
+      </w:pPr>
+      <w:r>
+        <w:rPr>
+          <w:rFonts w:ascii="ＭＳ ゴシック" w:cs="ＭＳ ゴシック" w:eastAsia="ＭＳ ゴシック" w:hAnsi="ＭＳ ゴシック"/>
+          <w:color w:val="595959"/>
+          <w:sz w:val="18"/>
+          <w:szCs w:val="18"/>
+        </w:rPr>
+        <w:t xml:space="preserve">（挨拶・自己紹介・御礼は、資料に入る前に１〜２分で行う）</w:t>
+      </w:r>
+    </w:p>
+    <w:p>
+      <w:pPr>
+        <w:spacing w:after="60" w:line="340"/>
+      </w:pPr>
+      <w:r>
+        <w:rPr>
+          <w:rFonts w:ascii="ＭＳ 明朝" w:cs="ＭＳ 明朝" w:eastAsia="ＭＳ 明朝" w:hAnsi="ＭＳ 明朝"/>
+          <w:sz w:val="21"/>
+          <w:szCs w:val="21"/>
+        </w:rPr>
+        <w:t xml:space="preserve">それでは、始めます。</w:t>
       </w:r>
     </w:p>
     <w:p>
@@ -580,7 +611,7 @@
           <w:sz w:val="18"/>
           <w:szCs w:val="18"/>
         </w:rPr>
-        <w:t xml:space="preserve">　　0:29</w:t>
+        <w:t xml:space="preserve">　　0:11</w:t>
       </w:r>
     </w:p>
     <w:p>
@@ -606,20 +637,20 @@
           <w:sz w:val="21"/>
           <w:szCs w:val="21"/>
         </w:rPr>
-        <w:t xml:space="preserve">はじめにクイズと、みらい青空学園の現状。次に、３人の先生の授業から。最後に、今後に向けて。</w:t>
-      </w:r>
-    </w:p>
-    <w:p>
-      <w:pPr>
-        <w:spacing w:after="60" w:line="340"/>
-      </w:pPr>
-      <w:r>
-        <w:rPr>
-          <w:rFonts w:ascii="ＭＳ 明朝" w:cs="ＭＳ 明朝" w:eastAsia="ＭＳ 明朝" w:hAnsi="ＭＳ 明朝"/>
-          <w:sz w:val="21"/>
-          <w:szCs w:val="21"/>
-        </w:rPr>
-        <w:t xml:space="preserve">３人の先生の指導案を手がかりに、本日の授業を読み解いてまいります。</w:t>
+        <w:t xml:space="preserve">クイズと本校の現状、３人の先生の授業から、そして今後に向けて。</w:t>
+      </w:r>
+    </w:p>
+    <w:p>
+      <w:pPr>
+        <w:spacing w:after="60" w:line="340"/>
+      </w:pPr>
+      <w:r>
+        <w:rPr>
+          <w:rFonts w:ascii="ＭＳ 明朝" w:cs="ＭＳ 明朝" w:eastAsia="ＭＳ 明朝" w:hAnsi="ＭＳ 明朝"/>
+          <w:sz w:val="21"/>
+          <w:szCs w:val="21"/>
+        </w:rPr>
+        <w:t xml:space="preserve">指導案を手がかりに、本日の授業を読み解いてまいります。</w:t>
       </w:r>
     </w:p>
     <w:p>
@@ -658,46 +689,33 @@
           <w:sz w:val="18"/>
           <w:szCs w:val="18"/>
         </w:rPr>
-        <w:t xml:space="preserve">　　0:47</w:t>
-      </w:r>
-    </w:p>
-    <w:p>
-      <w:pPr>
-        <w:spacing w:after="60" w:line="340"/>
-      </w:pPr>
-      <w:r>
-        <w:rPr>
-          <w:rFonts w:ascii="ＭＳ 明朝" w:cs="ＭＳ 明朝" w:eastAsia="ＭＳ 明朝" w:hAnsi="ＭＳ 明朝"/>
-          <w:sz w:val="21"/>
-          <w:szCs w:val="21"/>
-        </w:rPr>
-        <w:t xml:space="preserve">令和８年度　全国学力・学習状況調査の質問紙調査から、二問です。</w:t>
-      </w:r>
-    </w:p>
-    <w:p>
-      <w:pPr>
-        <w:spacing w:after="60" w:line="340"/>
-      </w:pPr>
-      <w:r>
-        <w:rPr>
-          <w:rFonts w:ascii="ＭＳ 明朝" w:cs="ＭＳ 明朝" w:eastAsia="ＭＳ 明朝" w:hAnsi="ＭＳ 明朝"/>
-          <w:sz w:val="21"/>
-          <w:szCs w:val="21"/>
-        </w:rPr>
-        <w:t xml:space="preserve">全国では、小学校から中学校にかけて下がる項目が多くあります。「英語の勉強は好きですか」は、全国で１５．５ポイント下がります。</w:t>
-      </w:r>
-    </w:p>
-    <w:p>
-      <w:pPr>
-        <w:spacing w:after="60" w:line="340"/>
-      </w:pPr>
-      <w:r>
-        <w:rPr>
-          <w:rFonts w:ascii="ＭＳ 明朝" w:cs="ＭＳ 明朝" w:eastAsia="ＭＳ 明朝" w:hAnsi="ＭＳ 明朝"/>
-          <w:sz w:val="21"/>
-          <w:szCs w:val="21"/>
-        </w:rPr>
-        <w:t xml:space="preserve">では、本校ではどうだったでしょうか。</w:t>
+        <w:t xml:space="preserve">　　0:24</w:t>
+      </w:r>
+    </w:p>
+    <w:p>
+      <w:pPr>
+        <w:spacing w:after="60" w:line="340"/>
+      </w:pPr>
+      <w:r>
+        <w:rPr>
+          <w:rFonts w:ascii="ＭＳ 明朝" w:cs="ＭＳ 明朝" w:eastAsia="ＭＳ 明朝" w:hAnsi="ＭＳ 明朝"/>
+          <w:sz w:val="21"/>
+          <w:szCs w:val="21"/>
+        </w:rPr>
+        <w:t xml:space="preserve">全国学力・学習状況調査の質問紙調査から、二問です。</w:t>
+      </w:r>
+    </w:p>
+    <w:p>
+      <w:pPr>
+        <w:spacing w:after="60" w:line="340"/>
+      </w:pPr>
+      <w:r>
+        <w:rPr>
+          <w:rFonts w:ascii="ＭＳ 明朝" w:cs="ＭＳ 明朝" w:eastAsia="ＭＳ 明朝" w:hAnsi="ＭＳ 明朝"/>
+          <w:sz w:val="21"/>
+          <w:szCs w:val="21"/>
+        </w:rPr>
+        <w:t xml:space="preserve">「英語の勉強は好きですか」は、全国では小学校から中学校で１５．５ポイント下がります。では、本校はどうだったでしょうか。</w:t>
       </w:r>
     </w:p>
     <w:p>
@@ -803,7 +821,7 @@
           <w:sz w:val="18"/>
           <w:szCs w:val="18"/>
         </w:rPr>
-        <w:t xml:space="preserve">　　1:54</w:t>
+        <w:t xml:space="preserve">　　1:24</w:t>
       </w:r>
     </w:p>
     <w:p>
@@ -829,7 +847,7 @@
           <w:sz w:val="21"/>
           <w:szCs w:val="21"/>
         </w:rPr>
-        <w:t xml:space="preserve">「英語の勉強は好きですか」は、５１．８から６１．７パーセントへ。９．９ポイント上がっています。全国が１５．５ポイント下がる項目です。</w:t>
+        <w:t xml:space="preserve">英語は、５１．８から６１．７パーセントへ。全国が１５．５ポイント下がる項目で、本校は９．９ポイント上がっています。</w:t>
       </w:r>
     </w:p>
     <w:p>
@@ -855,7 +873,7 @@
           <w:sz w:val="21"/>
           <w:szCs w:val="21"/>
         </w:rPr>
-        <w:t xml:space="preserve">「自分には、よいところがある」は、８５．２から９１．５パーセントへ。６．３ポイント上がっています。</w:t>
+        <w:t xml:space="preserve">「自分には、よいところがある」も、６．３ポイント上がっています。</w:t>
       </w:r>
     </w:p>
     <w:p>
@@ -907,72 +925,46 @@
           <w:sz w:val="18"/>
           <w:szCs w:val="18"/>
         </w:rPr>
-        <w:t xml:space="preserve">　　2:35</w:t>
-      </w:r>
-    </w:p>
-    <w:p>
-      <w:pPr>
-        <w:spacing w:after="60" w:line="340"/>
-      </w:pPr>
-      <w:r>
-        <w:rPr>
-          <w:rFonts w:ascii="ＭＳ 明朝" w:cs="ＭＳ 明朝" w:eastAsia="ＭＳ 明朝" w:hAnsi="ＭＳ 明朝"/>
-          <w:sz w:val="21"/>
-          <w:szCs w:val="21"/>
-        </w:rPr>
-        <w:t xml:space="preserve">対話と協働に関わる項目が、小学部から中学部にかけて伸びています。</w:t>
-      </w:r>
-    </w:p>
-    <w:p>
-      <w:pPr>
-        <w:spacing w:after="60" w:line="340"/>
-      </w:pPr>
-      <w:r>
-        <w:rPr>
-          <w:rFonts w:ascii="ＭＳ 明朝" w:cs="ＭＳ 明朝" w:eastAsia="ＭＳ 明朝" w:hAnsi="ＭＳ 明朝"/>
-          <w:sz w:val="21"/>
-          <w:szCs w:val="21"/>
-        </w:rPr>
-        <w:t xml:space="preserve">「友達や周りの人の考えを大切にして、協力しながら課題の解決に取り組んでいますか」は、８５．１から１００パーセントへ。中学部は、全員が肯定的に答えています。</w:t>
-      </w:r>
-    </w:p>
-    <w:p>
-      <w:pPr>
-        <w:spacing w:after="60" w:line="340"/>
-      </w:pPr>
-      <w:r>
-        <w:rPr>
-          <w:rFonts w:ascii="ＭＳ 明朝" w:cs="ＭＳ 明朝" w:eastAsia="ＭＳ 明朝" w:hAnsi="ＭＳ 明朝"/>
-          <w:sz w:val="21"/>
-          <w:szCs w:val="21"/>
-        </w:rPr>
-        <w:t xml:space="preserve">「話し合う活動を通じて、考えを深められている」は、９２．５から９７．９パーセントへ。</w:t>
-      </w:r>
-    </w:p>
-    <w:p>
-      <w:pPr>
-        <w:spacing w:after="60" w:line="340"/>
-      </w:pPr>
-      <w:r>
-        <w:rPr>
-          <w:rFonts w:ascii="ＭＳ 明朝" w:cs="ＭＳ 明朝" w:eastAsia="ＭＳ 明朝" w:hAnsi="ＭＳ 明朝"/>
-          <w:sz w:val="21"/>
-          <w:szCs w:val="21"/>
-        </w:rPr>
-        <w:t xml:space="preserve">「自分と違う意見について考えるのは楽しい」は、８１．４から８７．２パーセントへ。</w:t>
-      </w:r>
-    </w:p>
-    <w:p>
-      <w:pPr>
-        <w:spacing w:after="60" w:line="340"/>
-      </w:pPr>
-      <w:r>
-        <w:rPr>
-          <w:rFonts w:ascii="ＭＳ 明朝" w:cs="ＭＳ 明朝" w:eastAsia="ＭＳ 明朝" w:hAnsi="ＭＳ 明朝"/>
-          <w:sz w:val="21"/>
-          <w:szCs w:val="21"/>
-        </w:rPr>
-        <w:t xml:space="preserve">いずれも中学部は、練馬区や全国を上回っています。対話し、協働する力が、９年間を通じて確かに育っています。</w:t>
+        <w:t xml:space="preserve">　　2:00</w:t>
+      </w:r>
+    </w:p>
+    <w:p>
+      <w:pPr>
+        <w:spacing w:after="60" w:line="340"/>
+      </w:pPr>
+      <w:r>
+        <w:rPr>
+          <w:rFonts w:ascii="ＭＳ 明朝" w:cs="ＭＳ 明朝" w:eastAsia="ＭＳ 明朝" w:hAnsi="ＭＳ 明朝"/>
+          <w:sz w:val="21"/>
+          <w:szCs w:val="21"/>
+        </w:rPr>
+        <w:t xml:space="preserve">対話と協働に関わる項目も、同じように伸びています。</w:t>
+      </w:r>
+    </w:p>
+    <w:p>
+      <w:pPr>
+        <w:spacing w:after="60" w:line="340"/>
+      </w:pPr>
+      <w:r>
+        <w:rPr>
+          <w:rFonts w:ascii="ＭＳ 明朝" w:cs="ＭＳ 明朝" w:eastAsia="ＭＳ 明朝" w:hAnsi="ＭＳ 明朝"/>
+          <w:sz w:val="21"/>
+          <w:szCs w:val="21"/>
+        </w:rPr>
+        <w:t xml:space="preserve">「協力しながら課題の解決に取り組んでいますか」は、８５．１から１００パーセントへ。中学部は、全員が肯定的に答えています。</w:t>
+      </w:r>
+    </w:p>
+    <w:p>
+      <w:pPr>
+        <w:spacing w:after="60" w:line="340"/>
+      </w:pPr>
+      <w:r>
+        <w:rPr>
+          <w:rFonts w:ascii="ＭＳ 明朝" w:cs="ＭＳ 明朝" w:eastAsia="ＭＳ 明朝" w:hAnsi="ＭＳ 明朝"/>
+          <w:sz w:val="21"/>
+          <w:szCs w:val="21"/>
+        </w:rPr>
+        <w:t xml:space="preserve">三つとも、中学部は練馬区や全国を上回っています。対話し、協働する力が、確かに育っています。</w:t>
       </w:r>
     </w:p>
     <w:p>
@@ -1011,7 +1003,7 @@
           <w:sz w:val="18"/>
           <w:szCs w:val="18"/>
         </w:rPr>
-        <w:t xml:space="preserve">　　3:24</w:t>
+        <w:t xml:space="preserve">　　2:26</w:t>
       </w:r>
     </w:p>
     <w:p>
@@ -1037,20 +1029,7 @@
           <w:sz w:val="21"/>
           <w:szCs w:val="21"/>
         </w:rPr>
-        <w:t xml:space="preserve">学級はまったく違います。水泳は泳力差が顕著、外国語は習熟度差が大きい、道徳は特別支援学級。</w:t>
-      </w:r>
-    </w:p>
-    <w:p>
-      <w:pPr>
-        <w:spacing w:after="60" w:line="340"/>
-      </w:pPr>
-      <w:r>
-        <w:rPr>
-          <w:rFonts w:ascii="ＭＳ 明朝" w:cs="ＭＳ 明朝" w:eastAsia="ＭＳ 明朝" w:hAnsi="ＭＳ 明朝"/>
-          <w:sz w:val="21"/>
-          <w:szCs w:val="21"/>
-        </w:rPr>
-        <w:t xml:space="preserve">３つの学級は、いずれも一人一人の差が大きい集団です。</w:t>
+        <w:t xml:space="preserve">水泳は泳力差が顕著、外国語は習熟度差が大きい、道徳は特別支援学級。３つの学級は、いずれも一人一人の差が大きい集団です。</w:t>
       </w:r>
     </w:p>
     <w:p>
@@ -1076,20 +1055,7 @@
           <w:sz w:val="21"/>
           <w:szCs w:val="21"/>
         </w:rPr>
-        <w:t xml:space="preserve">視点Ⅰ　見通しをもたせる。視点Ⅱ　違いに応じる。視点Ⅲ　対話で考えを深める。</w:t>
-      </w:r>
-    </w:p>
-    <w:p>
-      <w:pPr>
-        <w:spacing w:after="60" w:line="340"/>
-      </w:pPr>
-      <w:r>
-        <w:rPr>
-          <w:rFonts w:ascii="ＭＳ 明朝" w:cs="ＭＳ 明朝" w:eastAsia="ＭＳ 明朝" w:hAnsi="ＭＳ 明朝"/>
-          <w:sz w:val="21"/>
-          <w:szCs w:val="21"/>
-        </w:rPr>
-        <w:t xml:space="preserve">この３つを手がかりに、３人の授業を見てまいります。</w:t>
+        <w:t xml:space="preserve">見通しをもたせる。違いに応じる。対話で考えを深める。この３つを手がかりに、３人の授業を見てまいります。</w:t>
       </w:r>
     </w:p>
     <w:p>
@@ -1128,46 +1094,46 @@
           <w:sz w:val="18"/>
           <w:szCs w:val="18"/>
         </w:rPr>
-        <w:t xml:space="preserve">　　4:05</w:t>
-      </w:r>
-    </w:p>
-    <w:p>
-      <w:pPr>
-        <w:spacing w:after="60" w:line="340"/>
-      </w:pPr>
-      <w:r>
-        <w:rPr>
-          <w:rFonts w:ascii="ＭＳ 明朝" w:cs="ＭＳ 明朝" w:eastAsia="ＭＳ 明朝" w:hAnsi="ＭＳ 明朝"/>
-          <w:sz w:val="21"/>
-          <w:szCs w:val="21"/>
-        </w:rPr>
-        <w:t xml:space="preserve">田口先生の授業です。保健体育、第９学年ＡＢ組。水泳の第３時、バタフライのキックでした。</w:t>
-      </w:r>
-    </w:p>
-    <w:p>
-      <w:pPr>
-        <w:spacing w:after="60" w:line="340"/>
-      </w:pPr>
-      <w:r>
-        <w:rPr>
-          <w:rFonts w:ascii="ＭＳ 明朝" w:cs="ＭＳ 明朝" w:eastAsia="ＭＳ 明朝" w:hAnsi="ＭＳ 明朝"/>
-          <w:sz w:val="21"/>
-          <w:szCs w:val="21"/>
-        </w:rPr>
-        <w:t xml:space="preserve">指導案には、コロナ禍と校舎改築で水泳の授業回数が少なく、苦手意識をもつ生徒とスイミングスクール経験者が混在し、泳力差が顕著、と書かれていました。</w:t>
-      </w:r>
-    </w:p>
-    <w:p>
-      <w:pPr>
-        <w:spacing w:after="60" w:line="340"/>
-      </w:pPr>
-      <w:r>
-        <w:rPr>
-          <w:rFonts w:ascii="ＭＳ 明朝" w:cs="ＭＳ 明朝" w:eastAsia="ＭＳ 明朝" w:hAnsi="ＭＳ 明朝"/>
-          <w:sz w:val="21"/>
-          <w:szCs w:val="21"/>
-        </w:rPr>
-        <w:t xml:space="preserve">そのうえで、着替えの前に本時の目標と流れを確認する。泳力別に３段階でコースを分け、補助具の使用を認める。得意な生徒にアドバイス役を担わせる。バディで互いのキックを確認し合う。</w:t>
+        <w:t xml:space="preserve">　　3:02</w:t>
+      </w:r>
+    </w:p>
+    <w:p>
+      <w:pPr>
+        <w:spacing w:after="60" w:line="340"/>
+      </w:pPr>
+      <w:r>
+        <w:rPr>
+          <w:rFonts w:ascii="ＭＳ 明朝" w:cs="ＭＳ 明朝" w:eastAsia="ＭＳ 明朝" w:hAnsi="ＭＳ 明朝"/>
+          <w:sz w:val="21"/>
+          <w:szCs w:val="21"/>
+        </w:rPr>
+        <w:t xml:space="preserve">田口先生。保健体育、第９学年ＡＢ組。水泳の第３時、バタフライのキックでした。</w:t>
+      </w:r>
+    </w:p>
+    <w:p>
+      <w:pPr>
+        <w:spacing w:after="60" w:line="340"/>
+      </w:pPr>
+      <w:r>
+        <w:rPr>
+          <w:rFonts w:ascii="ＭＳ 明朝" w:cs="ＭＳ 明朝" w:eastAsia="ＭＳ 明朝" w:hAnsi="ＭＳ 明朝"/>
+          <w:sz w:val="21"/>
+          <w:szCs w:val="21"/>
+        </w:rPr>
+        <w:t xml:space="preserve">指導案には、コロナ禍と校舎改築で授業回数が少なく、苦手意識をもつ生徒とスイミングスクール経験者が混在し、泳力差が顕著、とあります。</w:t>
+      </w:r>
+    </w:p>
+    <w:p>
+      <w:pPr>
+        <w:spacing w:after="60" w:line="340"/>
+      </w:pPr>
+      <w:r>
+        <w:rPr>
+          <w:rFonts w:ascii="ＭＳ 明朝" w:cs="ＭＳ 明朝" w:eastAsia="ＭＳ 明朝" w:hAnsi="ＭＳ 明朝"/>
+          <w:sz w:val="21"/>
+          <w:szCs w:val="21"/>
+        </w:rPr>
+        <w:t xml:space="preserve">そのうえで、着替えの前に目標と流れを確認する。泳力別に３段階のコース。得意な生徒にアドバイス役を担わせる。バディで互いのキックを確認し合う。</w:t>
       </w:r>
     </w:p>
     <w:p>
@@ -1219,46 +1185,46 @@
           <w:sz w:val="18"/>
           <w:szCs w:val="18"/>
         </w:rPr>
-        <w:t xml:space="preserve">　　4:57</w:t>
-      </w:r>
-    </w:p>
-    <w:p>
-      <w:pPr>
-        <w:spacing w:after="60" w:line="340"/>
-      </w:pPr>
-      <w:r>
-        <w:rPr>
-          <w:rFonts w:ascii="ＭＳ 明朝" w:cs="ＭＳ 明朝" w:eastAsia="ＭＳ 明朝" w:hAnsi="ＭＳ 明朝"/>
-          <w:sz w:val="21"/>
-          <w:szCs w:val="21"/>
-        </w:rPr>
-        <w:t xml:space="preserve">東海林先生の授業です。道徳、特別支援学級Ｄ組。「ついていい嘘とついてはいけない嘘はどう違うのか」でした。</w:t>
-      </w:r>
-    </w:p>
-    <w:p>
-      <w:pPr>
-        <w:spacing w:after="60" w:line="340"/>
-      </w:pPr>
-      <w:r>
-        <w:rPr>
-          <w:rFonts w:ascii="ＭＳ 明朝" w:cs="ＭＳ 明朝" w:eastAsia="ＭＳ 明朝" w:hAnsi="ＭＳ 明朝"/>
-          <w:sz w:val="21"/>
-          <w:szCs w:val="21"/>
-        </w:rPr>
-        <w:t xml:space="preserve">指導案には、将来の就労を見据えた「報告・連絡・相談」を大切にしている学級であること、そして人狼ゲームをめぐる生徒の発言が出発点だと書かれていました。</w:t>
-      </w:r>
-    </w:p>
-    <w:p>
-      <w:pPr>
-        <w:spacing w:after="60" w:line="340"/>
-      </w:pPr>
-      <w:r>
-        <w:rPr>
-          <w:rFonts w:ascii="ＭＳ 明朝" w:cs="ＭＳ 明朝" w:eastAsia="ＭＳ 明朝" w:hAnsi="ＭＳ 明朝"/>
-          <w:sz w:val="21"/>
-          <w:szCs w:val="21"/>
-        </w:rPr>
-        <w:t xml:space="preserve">前時と２週続きで組み立てる。前時のワークシートを活用し、考えが変わってもよいと保障する。自己との対話で整理してから、グループで交流し議論へ。発表よりも議論の時間を重視する。</w:t>
+        <w:t xml:space="preserve">　　3:48</w:t>
+      </w:r>
+    </w:p>
+    <w:p>
+      <w:pPr>
+        <w:spacing w:after="60" w:line="340"/>
+      </w:pPr>
+      <w:r>
+        <w:rPr>
+          <w:rFonts w:ascii="ＭＳ 明朝" w:cs="ＭＳ 明朝" w:eastAsia="ＭＳ 明朝" w:hAnsi="ＭＳ 明朝"/>
+          <w:sz w:val="21"/>
+          <w:szCs w:val="21"/>
+        </w:rPr>
+        <w:t xml:space="preserve">東海林先生。道徳、特別支援学級Ｄ組。「ついていい嘘とついてはいけない嘘はどう違うのか」でした。</w:t>
+      </w:r>
+    </w:p>
+    <w:p>
+      <w:pPr>
+        <w:spacing w:after="60" w:line="340"/>
+      </w:pPr>
+      <w:r>
+        <w:rPr>
+          <w:rFonts w:ascii="ＭＳ 明朝" w:cs="ＭＳ 明朝" w:eastAsia="ＭＳ 明朝" w:hAnsi="ＭＳ 明朝"/>
+          <w:sz w:val="21"/>
+          <w:szCs w:val="21"/>
+        </w:rPr>
+        <w:t xml:space="preserve">指導案には、将来の就労を見据えた「報告・連絡・相談」を大切にしている学級であること、人狼ゲームをめぐる生徒の発言が出発点だとあります。</w:t>
+      </w:r>
+    </w:p>
+    <w:p>
+      <w:pPr>
+        <w:spacing w:after="60" w:line="340"/>
+      </w:pPr>
+      <w:r>
+        <w:rPr>
+          <w:rFonts w:ascii="ＭＳ 明朝" w:cs="ＭＳ 明朝" w:eastAsia="ＭＳ 明朝" w:hAnsi="ＭＳ 明朝"/>
+          <w:sz w:val="21"/>
+          <w:szCs w:val="21"/>
+        </w:rPr>
+        <w:t xml:space="preserve">前時と２週続きで組み立てる。前時のワークシートを活用し、考えが変わってもよいと保障する。自己との対話で整理してから、議論へ。発表より議論の時間を重視する。</w:t>
       </w:r>
     </w:p>
     <w:p>
@@ -1310,46 +1276,46 @@
           <w:sz w:val="18"/>
           <w:szCs w:val="18"/>
         </w:rPr>
-        <w:t xml:space="preserve">　　5:45</w:t>
-      </w:r>
-    </w:p>
-    <w:p>
-      <w:pPr>
-        <w:spacing w:after="60" w:line="340"/>
-      </w:pPr>
-      <w:r>
-        <w:rPr>
-          <w:rFonts w:ascii="ＭＳ 明朝" w:cs="ＭＳ 明朝" w:eastAsia="ＭＳ 明朝" w:hAnsi="ＭＳ 明朝"/>
-          <w:sz w:val="21"/>
-          <w:szCs w:val="21"/>
-        </w:rPr>
-        <w:t xml:space="preserve">塚本先生の授業です。外国語、第７学年Ｂ組。Unit 4 の第２時でした。</w:t>
-      </w:r>
-    </w:p>
-    <w:p>
-      <w:pPr>
-        <w:spacing w:after="60" w:line="340"/>
-      </w:pPr>
-      <w:r>
-        <w:rPr>
-          <w:rFonts w:ascii="ＭＳ 明朝" w:cs="ＭＳ 明朝" w:eastAsia="ＭＳ 明朝" w:hAnsi="ＭＳ 明朝"/>
-          <w:sz w:val="21"/>
-          <w:szCs w:val="21"/>
-        </w:rPr>
-        <w:t xml:space="preserve">指導案には、小学校時から苦手意識のある生徒、母語が英語の生徒、英検２級レベルの生徒まで混在し、習熟度の差が大きい、と書かれていました。</w:t>
-      </w:r>
-    </w:p>
-    <w:p>
-      <w:pPr>
-        <w:spacing w:after="60" w:line="340"/>
-      </w:pPr>
-      <w:r>
-        <w:rPr>
-          <w:rFonts w:ascii="ＭＳ 明朝" w:cs="ＭＳ 明朝" w:eastAsia="ＭＳ 明朝" w:hAnsi="ＭＳ 明朝"/>
-          <w:sz w:val="21"/>
-          <w:szCs w:val="21"/>
-        </w:rPr>
-        <w:t xml:space="preserve">Today’s Goal と Plan を提示する。単元末はＡＬＴへの発表で、目的と相手が明確なゴールを置く。発表の前にペアで共有し、くじで指名して、１時間で全員に発話の機会をつくる。</w:t>
+        <w:t xml:space="preserve">　　4:32</w:t>
+      </w:r>
+    </w:p>
+    <w:p>
+      <w:pPr>
+        <w:spacing w:after="60" w:line="340"/>
+      </w:pPr>
+      <w:r>
+        <w:rPr>
+          <w:rFonts w:ascii="ＭＳ 明朝" w:cs="ＭＳ 明朝" w:eastAsia="ＭＳ 明朝" w:hAnsi="ＭＳ 明朝"/>
+          <w:sz w:val="21"/>
+          <w:szCs w:val="21"/>
+        </w:rPr>
+        <w:t xml:space="preserve">塚本先生。外国語、第７学年Ｂ組。Unit 4 の第２時でした。</w:t>
+      </w:r>
+    </w:p>
+    <w:p>
+      <w:pPr>
+        <w:spacing w:after="60" w:line="340"/>
+      </w:pPr>
+      <w:r>
+        <w:rPr>
+          <w:rFonts w:ascii="ＭＳ 明朝" w:cs="ＭＳ 明朝" w:eastAsia="ＭＳ 明朝" w:hAnsi="ＭＳ 明朝"/>
+          <w:sz w:val="21"/>
+          <w:szCs w:val="21"/>
+        </w:rPr>
+        <w:t xml:space="preserve">指導案には、苦手意識のある生徒から母語が英語の生徒、英検２級レベルの生徒まで混在し、習熟度の差が大きい、とあります。</w:t>
+      </w:r>
+    </w:p>
+    <w:p>
+      <w:pPr>
+        <w:spacing w:after="60" w:line="340"/>
+      </w:pPr>
+      <w:r>
+        <w:rPr>
+          <w:rFonts w:ascii="ＭＳ 明朝" w:cs="ＭＳ 明朝" w:eastAsia="ＭＳ 明朝" w:hAnsi="ＭＳ 明朝"/>
+          <w:sz w:val="21"/>
+          <w:szCs w:val="21"/>
+        </w:rPr>
+        <w:t xml:space="preserve">Today’s Goal と Plan を提示する。単元末はＡＬＴへの発表で、目的と相手が明確なゴールを置く。発表の前にペアで共有し、くじで指名して全員に発話の機会をつくる。</w:t>
       </w:r>
     </w:p>
     <w:p>
@@ -1401,7 +1367,7 @@
           <w:sz w:val="18"/>
           <w:szCs w:val="18"/>
         </w:rPr>
-        <w:t xml:space="preserve">　　6:31</w:t>
+        <w:t xml:space="preserve">　　5:14</w:t>
       </w:r>
     </w:p>
     <w:p>
@@ -1427,33 +1393,7 @@
           <w:sz w:val="21"/>
           <w:szCs w:val="21"/>
         </w:rPr>
-        <w:t xml:space="preserve">見通しは、着替えの前の確認、２週続きの構成、Today’s Goal。</w:t>
-      </w:r>
-    </w:p>
-    <w:p>
-      <w:pPr>
-        <w:spacing w:after="60" w:line="340"/>
-      </w:pPr>
-      <w:r>
-        <w:rPr>
-          <w:rFonts w:ascii="ＭＳ 明朝" w:cs="ＭＳ 明朝" w:eastAsia="ＭＳ 明朝" w:hAnsi="ＭＳ 明朝"/>
-          <w:sz w:val="21"/>
-          <w:szCs w:val="21"/>
-        </w:rPr>
-        <w:t xml:space="preserve">違いに応じる手だては、泳力別のコース、前時のワークシート、発表前のペア共有。</w:t>
-      </w:r>
-    </w:p>
-    <w:p>
-      <w:pPr>
-        <w:spacing w:after="60" w:line="340"/>
-      </w:pPr>
-      <w:r>
-        <w:rPr>
-          <w:rFonts w:ascii="ＭＳ 明朝" w:cs="ＭＳ 明朝" w:eastAsia="ＭＳ 明朝" w:hAnsi="ＭＳ 明朝"/>
-          <w:sz w:val="21"/>
-          <w:szCs w:val="21"/>
-        </w:rPr>
-        <w:t xml:space="preserve">対話は、バディでの確認、自己内対話のあとの議論、ペアから全体へ。</w:t>
+        <w:t xml:space="preserve">見通し、違いに応じる、対話。どの授業にも、三つとも手だてが打たれていました。</w:t>
       </w:r>
     </w:p>
     <w:p>
@@ -1505,7 +1445,7 @@
           <w:sz w:val="18"/>
           <w:szCs w:val="18"/>
         </w:rPr>
-        <w:t xml:space="preserve">　　7:05</w:t>
+        <w:t xml:space="preserve">　　5:35</w:t>
       </w:r>
     </w:p>
     <w:p>
@@ -1531,20 +1471,20 @@
           <w:sz w:val="21"/>
           <w:szCs w:val="21"/>
         </w:rPr>
-        <w:t xml:space="preserve">一つは自己肯定感です。「できる子になる」ことではなく、「成長できる自分を信じること」。自分の段階で挑戦でき、考えが変わってもよいと保障されることで育ちます。</w:t>
-      </w:r>
-    </w:p>
-    <w:p>
-      <w:pPr>
-        <w:spacing w:after="60" w:line="340"/>
-      </w:pPr>
-      <w:r>
-        <w:rPr>
-          <w:rFonts w:ascii="ＭＳ 明朝" w:cs="ＭＳ 明朝" w:eastAsia="ＭＳ 明朝" w:hAnsi="ＭＳ 明朝"/>
-          <w:sz w:val="21"/>
-          <w:szCs w:val="21"/>
-        </w:rPr>
-        <w:t xml:space="preserve">もう一つが、学習の自己調整です。学習指導要領が示す「学びに向かう力」の中核をなす力です。</w:t>
+        <w:t xml:space="preserve">一つは自己肯定感。「できる子になる」ことではなく、「成長できる自分を信じること」です。</w:t>
+      </w:r>
+    </w:p>
+    <w:p>
+      <w:pPr>
+        <w:spacing w:after="60" w:line="340"/>
+      </w:pPr>
+      <w:r>
+        <w:rPr>
+          <w:rFonts w:ascii="ＭＳ 明朝" w:cs="ＭＳ 明朝" w:eastAsia="ＭＳ 明朝" w:hAnsi="ＭＳ 明朝"/>
+          <w:sz w:val="21"/>
+          <w:szCs w:val="21"/>
+        </w:rPr>
+        <w:t xml:space="preserve">もう一つが、学習の自己調整。学習指導要領が示す「学びに向かう力」の中核をなす力です。</w:t>
       </w:r>
     </w:p>
     <w:p>
@@ -1583,7 +1523,7 @@
           <w:sz w:val="18"/>
           <w:szCs w:val="18"/>
         </w:rPr>
-        <w:t xml:space="preserve">　　7:37</w:t>
+        <w:t xml:space="preserve">　　5:59</w:t>
       </w:r>
     </w:p>
     <w:p>
@@ -1609,46 +1549,20 @@
           <w:sz w:val="21"/>
           <w:szCs w:val="21"/>
         </w:rPr>
-        <w:t xml:space="preserve">田口先生は、着替えの前に目標と流れを確認され、学習カードで要点を振り返らせていました。</w:t>
-      </w:r>
-    </w:p>
-    <w:p>
-      <w:pPr>
-        <w:spacing w:after="60" w:line="340"/>
-      </w:pPr>
-      <w:r>
-        <w:rPr>
-          <w:rFonts w:ascii="ＭＳ 明朝" w:cs="ＭＳ 明朝" w:eastAsia="ＭＳ 明朝" w:hAnsi="ＭＳ 明朝"/>
-          <w:sz w:val="21"/>
-          <w:szCs w:val="21"/>
-        </w:rPr>
-        <w:t xml:space="preserve">塚本先生は、Today’s Goal と Plan を示し、振り返りをワークシートに記入させていました。</w:t>
-      </w:r>
-    </w:p>
-    <w:p>
-      <w:pPr>
-        <w:spacing w:after="60" w:line="340"/>
-      </w:pPr>
-      <w:r>
-        <w:rPr>
-          <w:rFonts w:ascii="ＭＳ 明朝" w:cs="ＭＳ 明朝" w:eastAsia="ＭＳ 明朝" w:hAnsi="ＭＳ 明朝"/>
-          <w:sz w:val="21"/>
-          <w:szCs w:val="21"/>
-        </w:rPr>
-        <w:t xml:space="preserve">東海林先生は、議論に入る前に前時のワークシートで自分の考えを確かめさせていました。</w:t>
-      </w:r>
-    </w:p>
-    <w:p>
-      <w:pPr>
-        <w:spacing w:after="60" w:line="340"/>
-      </w:pPr>
-      <w:r>
-        <w:rPr>
-          <w:rFonts w:ascii="ＭＳ 明朝" w:cs="ＭＳ 明朝" w:eastAsia="ＭＳ 明朝" w:hAnsi="ＭＳ 明朝"/>
-          <w:sz w:val="21"/>
-          <w:szCs w:val="21"/>
-        </w:rPr>
-        <w:t xml:space="preserve">いずれも、目標と振り返りが一対で置かれています。</w:t>
+        <w:t xml:space="preserve">たとえば田口先生は、着替えの前に目標と流れを確認され、学習カードで要点を振り返らせていました。</w:t>
+      </w:r>
+    </w:p>
+    <w:p>
+      <w:pPr>
+        <w:spacing w:after="60" w:line="340"/>
+      </w:pPr>
+      <w:r>
+        <w:rPr>
+          <w:rFonts w:ascii="ＭＳ 明朝" w:cs="ＭＳ 明朝" w:eastAsia="ＭＳ 明朝" w:hAnsi="ＭＳ 明朝"/>
+          <w:sz w:val="21"/>
+          <w:szCs w:val="21"/>
+        </w:rPr>
+        <w:t xml:space="preserve">３人とも、目標の確認と振り返りが一対で置かれています。</w:t>
       </w:r>
     </w:p>
     <w:p>
@@ -1728,46 +1642,33 @@
           <w:sz w:val="18"/>
           <w:szCs w:val="18"/>
         </w:rPr>
-        <w:t xml:space="preserve">　　8:32</w:t>
-      </w:r>
-    </w:p>
-    <w:p>
-      <w:pPr>
-        <w:spacing w:after="60" w:line="340"/>
-      </w:pPr>
-      <w:r>
-        <w:rPr>
-          <w:rFonts w:ascii="ＭＳ 明朝" w:cs="ＭＳ 明朝" w:eastAsia="ＭＳ 明朝" w:hAnsi="ＭＳ 明朝"/>
-          <w:sz w:val="21"/>
-          <w:szCs w:val="21"/>
-        </w:rPr>
-        <w:t xml:space="preserve">今後に向けてです。</w:t>
-      </w:r>
-    </w:p>
-    <w:p>
-      <w:pPr>
-        <w:spacing w:after="60" w:line="340"/>
-      </w:pPr>
-      <w:r>
-        <w:rPr>
-          <w:rFonts w:ascii="ＭＳ 明朝" w:cs="ＭＳ 明朝" w:eastAsia="ＭＳ 明朝" w:hAnsi="ＭＳ 明朝"/>
-          <w:sz w:val="21"/>
-          <w:szCs w:val="21"/>
-        </w:rPr>
-        <w:t xml:space="preserve">本日見えた３つの視点は、学年や教科を越えて使えます。</w:t>
-      </w:r>
-    </w:p>
-    <w:p>
-      <w:pPr>
-        <w:spacing w:after="60" w:line="340"/>
-      </w:pPr>
-      <w:r>
-        <w:rPr>
-          <w:rFonts w:ascii="ＭＳ 明朝" w:cs="ＭＳ 明朝" w:eastAsia="ＭＳ 明朝" w:hAnsi="ＭＳ 明朝"/>
-          <w:sz w:val="21"/>
-          <w:szCs w:val="21"/>
-        </w:rPr>
-        <w:t xml:space="preserve">学校経営計画に掲げられた「主体的・対話的で深い学びの実現に向けた授業改善」「個に応じたきめ細やかな指導・支援の充実」とも重なります。</w:t>
+        <w:t xml:space="preserve">　　6:37</w:t>
+      </w:r>
+    </w:p>
+    <w:p>
+      <w:pPr>
+        <w:spacing w:after="60" w:line="340"/>
+      </w:pPr>
+      <w:r>
+        <w:rPr>
+          <w:rFonts w:ascii="ＭＳ 明朝" w:cs="ＭＳ 明朝" w:eastAsia="ＭＳ 明朝" w:hAnsi="ＭＳ 明朝"/>
+          <w:sz w:val="21"/>
+          <w:szCs w:val="21"/>
+        </w:rPr>
+        <w:t xml:space="preserve">今後に向けてです。本日見えた３つの視点は、学年や教科を越えて使えます。</w:t>
+      </w:r>
+    </w:p>
+    <w:p>
+      <w:pPr>
+        <w:spacing w:after="60" w:line="340"/>
+      </w:pPr>
+      <w:r>
+        <w:rPr>
+          <w:rFonts w:ascii="ＭＳ 明朝" w:cs="ＭＳ 明朝" w:eastAsia="ＭＳ 明朝" w:hAnsi="ＭＳ 明朝"/>
+          <w:sz w:val="21"/>
+          <w:szCs w:val="21"/>
+        </w:rPr>
+        <w:t xml:space="preserve">学校経営計画の「主体的・対話的で深い学びの実現に向けた授業改善」「個に応じたきめ細やかな指導・支援の充実」とも重なります。</w:t>
       </w:r>
     </w:p>
     <w:p>
@@ -1819,33 +1720,20 @@
           <w:sz w:val="18"/>
           <w:szCs w:val="18"/>
         </w:rPr>
-        <w:t xml:space="preserve">　　9:00</w:t>
-      </w:r>
-    </w:p>
-    <w:p>
-      <w:pPr>
-        <w:spacing w:after="60" w:line="340"/>
-      </w:pPr>
-      <w:r>
-        <w:rPr>
-          <w:rFonts w:ascii="ＭＳ 明朝" w:cs="ＭＳ 明朝" w:eastAsia="ＭＳ 明朝" w:hAnsi="ＭＳ 明朝"/>
-          <w:sz w:val="21"/>
-          <w:szCs w:val="21"/>
-        </w:rPr>
-        <w:t xml:space="preserve">そして、もう一点。</w:t>
-      </w:r>
-    </w:p>
-    <w:p>
-      <w:pPr>
-        <w:spacing w:after="60" w:line="340"/>
-      </w:pPr>
-      <w:r>
-        <w:rPr>
-          <w:rFonts w:ascii="ＭＳ 明朝" w:cs="ＭＳ 明朝" w:eastAsia="ＭＳ 明朝" w:hAnsi="ＭＳ 明朝"/>
-          <w:sz w:val="21"/>
-          <w:szCs w:val="21"/>
-        </w:rPr>
-        <w:t xml:space="preserve">本日の３つの授業は、保健体育の９年、道徳のＤ組、外国語の７年。教科も学年も違います。それでも、同じ３つの視点で語ることができました。</w:t>
+        <w:t xml:space="preserve">　　7:04</w:t>
+      </w:r>
+    </w:p>
+    <w:p>
+      <w:pPr>
+        <w:spacing w:after="60" w:line="340"/>
+      </w:pPr>
+      <w:r>
+        <w:rPr>
+          <w:rFonts w:ascii="ＭＳ 明朝" w:cs="ＭＳ 明朝" w:eastAsia="ＭＳ 明朝" w:hAnsi="ＭＳ 明朝"/>
+          <w:sz w:val="21"/>
+          <w:szCs w:val="21"/>
+        </w:rPr>
+        <w:t xml:space="preserve">そして、もう一点。本日の３つの授業は、教科も学年も違います。それでも、同じ３つの視点で語ることができました。</w:t>
       </w:r>
     </w:p>
     <w:p>
@@ -1938,33 +1826,20 @@
           <w:sz w:val="18"/>
           <w:szCs w:val="18"/>
         </w:rPr>
-        <w:t xml:space="preserve">　　9:40</w:t>
-      </w:r>
-    </w:p>
-    <w:p>
-      <w:pPr>
-        <w:spacing w:after="60" w:line="340"/>
-      </w:pPr>
-      <w:r>
-        <w:rPr>
-          <w:rFonts w:ascii="ＭＳ 明朝" w:cs="ＭＳ 明朝" w:eastAsia="ＭＳ 明朝" w:hAnsi="ＭＳ 明朝"/>
-          <w:sz w:val="21"/>
-          <w:szCs w:val="21"/>
-        </w:rPr>
-        <w:t xml:space="preserve">まとめます。</w:t>
-      </w:r>
-    </w:p>
-    <w:p>
-      <w:pPr>
-        <w:spacing w:after="60" w:line="340"/>
-      </w:pPr>
-      <w:r>
-        <w:rPr>
-          <w:rFonts w:ascii="ＭＳ 明朝" w:cs="ＭＳ 明朝" w:eastAsia="ＭＳ 明朝" w:hAnsi="ＭＳ 明朝"/>
-          <w:sz w:val="21"/>
-          <w:szCs w:val="21"/>
-        </w:rPr>
-        <w:t xml:space="preserve">３人とも、一人一人の差を学びの出発点にされていました。</w:t>
+        <w:t xml:space="preserve">　　7:40</w:t>
+      </w:r>
+    </w:p>
+    <w:p>
+      <w:pPr>
+        <w:spacing w:after="60" w:line="340"/>
+      </w:pPr>
+      <w:r>
+        <w:rPr>
+          <w:rFonts w:ascii="ＭＳ 明朝" w:cs="ＭＳ 明朝" w:eastAsia="ＭＳ 明朝" w:hAnsi="ＭＳ 明朝"/>
+          <w:sz w:val="21"/>
+          <w:szCs w:val="21"/>
+        </w:rPr>
+        <w:t xml:space="preserve">まとめます。３人とも、一人一人の差を学びの出発点にされていました。</w:t>
       </w:r>
     </w:p>
     <w:p>
